--- a/docs/Lessons/Lesson 13 - A Hit That Reacts/Keys/Lesson_13_Key_Unreal.docx
+++ b/docs/Lessons/Lesson 13 - A Hit That Reacts/Keys/Lesson_13_Key_Unreal.docx
@@ -169,6 +169,68 @@
       </w:pPr>
       <w:r>
         <w:t xml:space="preserve">BP_Explosion's own Timeline (BeginPlay -&gt; scale up -&gt; On Finished -&gt; Destroy Actor) makes it fully self-contained, needing no help from the enemy or level Blueprint to clean itself up.</w:t>
+      </w:r>
+    </w:p>
+    <w:p>
+      <w:pPr>
+        <w:spacing w:after="40" w:before="120"/>
+        <w:jc w:val="center"/>
+      </w:pPr>
+      <w:r>
+        <w:drawing>
+          <wp:inline distT="0" distB="0" distL="0" distR="0">
+            <wp:extent cx="4937760" cy="4078224"/>
+            <wp:effectExtent t="0" r="0" b="0" l="0"/>
+            <wp:docPr id="1" name="" descr="" title=""/>
+            <wp:cNvGraphicFramePr>
+              <a:graphicFrameLocks xmlns:a="http://schemas.openxmlformats.org/drawingml/2006/main" noChangeAspect="1"/>
+            </wp:cNvGraphicFramePr>
+            <a:graphic xmlns:a="http://schemas.openxmlformats.org/drawingml/2006/main">
+              <a:graphicData uri="http://schemas.openxmlformats.org/drawingml/2006/picture">
+                <pic:pic xmlns:pic="http://schemas.openxmlformats.org/drawingml/2006/picture">
+                  <pic:nvPicPr>
+                    <pic:cNvPr id="0" name="" descr=""/>
+                    <pic:cNvPicPr>
+                      <a:picLocks noChangeAspect="1" noChangeArrowheads="1"/>
+                    </pic:cNvPicPr>
+                  </pic:nvPicPr>
+                  <pic:blipFill>
+                    <a:blip r:embed="rId10" cstate="none"/>
+                    <a:srcRect/>
+                    <a:stretch>
+                      <a:fillRect/>
+                    </a:stretch>
+                  </pic:blipFill>
+                  <pic:spPr bwMode="auto">
+                    <a:xfrm>
+                      <a:off x="0" y="0"/>
+                      <a:ext cx="4937760" cy="4078224"/>
+                    </a:xfrm>
+                    <a:prstGeom prst="rect">
+                      <a:avLst/>
+                    </a:prstGeom>
+                  </pic:spPr>
+                </pic:pic>
+              </a:graphicData>
+            </a:graphic>
+          </wp:inline>
+        </w:drawing>
+      </w:r>
+    </w:p>
+    <w:p>
+      <w:pPr>
+        <w:spacing w:after="160"/>
+        <w:jc w:val="center"/>
+      </w:pPr>
+      <w:r>
+        <w:rPr>
+          <w:i/>
+          <w:iCs/>
+          <w:color w:val="888888"/>
+          <w:sz w:val="16"/>
+          <w:szCs w:val="16"/>
+        </w:rPr>
+        <w:t xml:space="preserve">Everything in the top box happens the instant the hit is detected. Only the enemy's own removal - the very last step - waits for the pause to finish.</w:t>
       </w:r>
     </w:p>
     <w:p>

--- a/docs/Lessons/Lesson 13 - A Hit That Reacts/Keys/Lesson_13_Key_Unreal.docx
+++ b/docs/Lessons/Lesson 13 - A Hit That Reacts/Keys/Lesson_13_Key_Unreal.docx
@@ -173,6 +173,266 @@
     </w:p>
     <w:p>
       <w:pPr>
+        <w:shd w:fill="F0F0F0" w:val="clear"/>
+        <w:spacing w:after="160" w:before="80"/>
+        <w:ind w:left="360"/>
+      </w:pPr>
+      <w:r>
+        <w:rPr>
+          <w:i/>
+          <w:iCs/>
+          <w:color w:val="555555"/>
+          <w:sz w:val="18"/>
+          <w:szCs w:val="18"/>
+        </w:rPr>
+        <w:t xml:space="preserve">Highlighted lines are new this week; everything else is code you already have.</w:t>
+      </w:r>
+      <w:r>
+        <w:br/>
+        <w:t xml:space="preserve"/>
+      </w:r>
+      <w:r>
+        <w:rPr>
+          <w:rFonts w:ascii="Consolas" w:cs="Consolas" w:eastAsia="Consolas" w:hAnsi="Consolas"/>
+          <w:sz w:val="20"/>
+          <w:szCs w:val="20"/>
+        </w:rPr>
+        <w:t xml:space="preserve">Custom Event HandleEnemyDestroyed (revised) -&gt;</w:t>
+      </w:r>
+      <w:r>
+        <w:br/>
+        <w:t xml:space="preserve"/>
+      </w:r>
+      <w:r>
+        <w:rPr>
+          <w:rFonts w:ascii="Consolas" w:cs="Consolas" w:eastAsia="Consolas" w:hAnsi="Consolas"/>
+          <w:sz w:val="20"/>
+          <w:szCs w:val="20"/>
+        </w:rPr>
+        <w:t xml:space="preserve">  Play Sound 2D(sfx_hit.wav)</w:t>
+      </w:r>
+      <w:r>
+        <w:br/>
+        <w:t xml:space="preserve"/>
+      </w:r>
+      <w:r>
+        <w:rPr>
+          <w:rFonts w:ascii="Consolas" w:cs="Consolas" w:eastAsia="Consolas" w:hAnsi="Consolas"/>
+          <w:sz w:val="20"/>
+          <w:szCs w:val="20"/>
+          <w:shd w:fill="FFE98A" w:val="clear"/>
+        </w:rPr>
+        <w:t xml:space="preserve">  Spawn Actor from Class(BP_Explosion, Transform = enemy's current Transform)</w:t>
+      </w:r>
+      <w:r>
+        <w:br/>
+        <w:t xml:space="preserve"/>
+      </w:r>
+      <w:r>
+        <w:rPr>
+          <w:rFonts w:ascii="Consolas" w:cs="Consolas" w:eastAsia="Consolas" w:hAnsi="Consolas"/>
+          <w:sz w:val="20"/>
+          <w:szCs w:val="20"/>
+          <w:shd w:fill="FFE98A" w:val="clear"/>
+        </w:rPr>
+        <w:t xml:space="preserve">  Set Material(Self, Material Index 0, M_Enemy_White)</w:t>
+      </w:r>
+      <w:r>
+        <w:br/>
+        <w:t xml:space="preserve"/>
+      </w:r>
+      <w:r>
+        <w:rPr>
+          <w:rFonts w:ascii="Consolas" w:cs="Consolas" w:eastAsia="Consolas" w:hAnsi="Consolas"/>
+          <w:sz w:val="20"/>
+          <w:szCs w:val="20"/>
+          <w:shd w:fill="FFE98A" w:val="clear"/>
+        </w:rPr>
+        <w:t xml:space="preserve">  Delay(0.1)</w:t>
+      </w:r>
+      <w:r>
+        <w:br/>
+        <w:t xml:space="preserve"/>
+      </w:r>
+      <w:r>
+        <w:rPr>
+          <w:rFonts w:ascii="Consolas" w:cs="Consolas" w:eastAsia="Consolas" w:hAnsi="Consolas"/>
+          <w:sz w:val="20"/>
+          <w:szCs w:val="20"/>
+        </w:rPr>
+        <w:t xml:space="preserve">  EnemiesRemaining = EnemiesRemaining - 1</w:t>
+      </w:r>
+      <w:r>
+        <w:br/>
+        <w:t xml:space="preserve"/>
+      </w:r>
+      <w:r>
+        <w:rPr>
+          <w:rFonts w:ascii="Consolas" w:cs="Consolas" w:eastAsia="Consolas" w:hAnsi="Consolas"/>
+          <w:sz w:val="20"/>
+          <w:szCs w:val="20"/>
+        </w:rPr>
+        <w:t xml:space="preserve">  Score = Score + 10</w:t>
+      </w:r>
+      <w:r>
+        <w:br/>
+        <w:t xml:space="preserve"/>
+      </w:r>
+      <w:r>
+        <w:rPr>
+          <w:rFonts w:ascii="Consolas" w:cs="Consolas" w:eastAsia="Consolas" w:hAnsi="Consolas"/>
+          <w:sz w:val="20"/>
+          <w:szCs w:val="20"/>
+        </w:rPr>
+        <w:t xml:space="preserve">  Call UpdateHUD(HUDWidget, Score, Lives, Wave)</w:t>
+      </w:r>
+      <w:r>
+        <w:br/>
+        <w:t xml:space="preserve"/>
+      </w:r>
+      <w:r>
+        <w:rPr>
+          <w:rFonts w:ascii="Consolas" w:cs="Consolas" w:eastAsia="Consolas" w:hAnsi="Consolas"/>
+          <w:sz w:val="20"/>
+          <w:szCs w:val="20"/>
+        </w:rPr>
+        <w:t xml:space="preserve">  Branch(EnemiesRemaining &lt;= 0) -&gt; True:</w:t>
+      </w:r>
+      <w:r>
+        <w:br/>
+        <w:t xml:space="preserve"/>
+      </w:r>
+      <w:r>
+        <w:rPr>
+          <w:rFonts w:ascii="Consolas" w:cs="Consolas" w:eastAsia="Consolas" w:hAnsi="Consolas"/>
+          <w:sz w:val="20"/>
+          <w:szCs w:val="20"/>
+        </w:rPr>
+        <w:t xml:space="preserve">    Branch(Wave &gt;= TotalWaves) -&gt; True:</w:t>
+      </w:r>
+      <w:r>
+        <w:br/>
+        <w:t xml:space="preserve"/>
+      </w:r>
+      <w:r>
+        <w:rPr>
+          <w:rFonts w:ascii="Consolas" w:cs="Consolas" w:eastAsia="Consolas" w:hAnsi="Consolas"/>
+          <w:sz w:val="20"/>
+          <w:szCs w:val="20"/>
+        </w:rPr>
+        <w:t xml:space="preserve">      GameActive = false</w:t>
+      </w:r>
+      <w:r>
+        <w:br/>
+        <w:t xml:space="preserve"/>
+      </w:r>
+      <w:r>
+        <w:rPr>
+          <w:rFonts w:ascii="Consolas" w:cs="Consolas" w:eastAsia="Consolas" w:hAnsi="Consolas"/>
+          <w:sz w:val="20"/>
+          <w:szCs w:val="20"/>
+        </w:rPr>
+        <w:t xml:space="preserve">      Play Sound 2D(sfx_win.wav)</w:t>
+      </w:r>
+      <w:r>
+        <w:br/>
+        <w:t xml:space="preserve"/>
+      </w:r>
+      <w:r>
+        <w:rPr>
+          <w:rFonts w:ascii="Consolas" w:cs="Consolas" w:eastAsia="Consolas" w:hAnsi="Consolas"/>
+          <w:sz w:val="20"/>
+          <w:szCs w:val="20"/>
+        </w:rPr>
+        <w:t xml:space="preserve">      Call SetStatus(HUDWidget, "You Win! Press R to Restart")</w:t>
+      </w:r>
+      <w:r>
+        <w:br/>
+        <w:t xml:space="preserve"/>
+      </w:r>
+      <w:r>
+        <w:rPr>
+          <w:rFonts w:ascii="Consolas" w:cs="Consolas" w:eastAsia="Consolas" w:hAnsi="Consolas"/>
+          <w:sz w:val="20"/>
+          <w:szCs w:val="20"/>
+        </w:rPr>
+        <w:t xml:space="preserve">    False:</w:t>
+      </w:r>
+      <w:r>
+        <w:br/>
+        <w:t xml:space="preserve"/>
+      </w:r>
+      <w:r>
+        <w:rPr>
+          <w:rFonts w:ascii="Consolas" w:cs="Consolas" w:eastAsia="Consolas" w:hAnsi="Consolas"/>
+          <w:sz w:val="20"/>
+          <w:szCs w:val="20"/>
+        </w:rPr>
+        <w:t xml:space="preserve">      Wave = Wave + 1</w:t>
+      </w:r>
+      <w:r>
+        <w:br/>
+        <w:t xml:space="preserve"/>
+      </w:r>
+      <w:r>
+        <w:rPr>
+          <w:rFonts w:ascii="Consolas" w:cs="Consolas" w:eastAsia="Consolas" w:hAnsi="Consolas"/>
+          <w:sz w:val="20"/>
+          <w:szCs w:val="20"/>
+        </w:rPr>
+        <w:t xml:space="preserve">      EnemiesRemaining = 5</w:t>
+      </w:r>
+      <w:r>
+        <w:br/>
+        <w:t xml:space="preserve"/>
+      </w:r>
+      <w:r>
+        <w:rPr>
+          <w:rFonts w:ascii="Consolas" w:cs="Consolas" w:eastAsia="Consolas" w:hAnsi="Consolas"/>
+          <w:sz w:val="20"/>
+          <w:szCs w:val="20"/>
+        </w:rPr>
+        <w:t xml:space="preserve">      Play Sound 2D(sfx_wave.wav)</w:t>
+      </w:r>
+      <w:r>
+        <w:br/>
+        <w:t xml:space="preserve"/>
+      </w:r>
+      <w:r>
+        <w:rPr>
+          <w:rFonts w:ascii="Consolas" w:cs="Consolas" w:eastAsia="Consolas" w:hAnsi="Consolas"/>
+          <w:sz w:val="20"/>
+          <w:szCs w:val="20"/>
+        </w:rPr>
+        <w:t xml:space="preserve">      Call UpdateHUD(HUDWidget, Score, Lives, Wave)</w:t>
+      </w:r>
+      <w:r>
+        <w:br/>
+        <w:t xml:space="preserve"/>
+      </w:r>
+      <w:r>
+        <w:rPr>
+          <w:rFonts w:ascii="Consolas" w:cs="Consolas" w:eastAsia="Consolas" w:hAnsi="Consolas"/>
+          <w:sz w:val="20"/>
+          <w:szCs w:val="20"/>
+        </w:rPr>
+        <w:t xml:space="preserve">      Call SpawnWave</w:t>
+      </w:r>
+      <w:r>
+        <w:br/>
+        <w:t xml:space="preserve"/>
+      </w:r>
+      <w:r>
+        <w:rPr>
+          <w:rFonts w:ascii="Consolas" w:cs="Consolas" w:eastAsia="Consolas" w:hAnsi="Consolas"/>
+          <w:sz w:val="20"/>
+          <w:szCs w:val="20"/>
+        </w:rPr>
+        <w:t xml:space="preserve">  Destroy Actor (the enemy)</w:t>
+      </w:r>
+    </w:p>
+    <w:p>
+      <w:pPr>
         <w:spacing w:after="40" w:before="120"/>
         <w:jc w:val="center"/>
       </w:pPr>
@@ -299,6 +559,330 @@
       </w:pPr>
       <w:r>
         <w:t xml:space="preserve">For students comparing engines: Godot's await, Unity's Coroutine, and Unreal's Delay node all solve the identical problem with genuinely different underlying mechanisms, while GameMaker and TIC-80 need a structurally different approach (splitting into two events/checks) because their languages don't support pausing mid-script at all. The flash itself, meanwhile, is one of the few techniques that's genuinely identical across all eight engines this week: swap in a real white sprite/Material, don't try to tint one.</w:t>
+      </w:r>
+    </w:p>
+    <w:p>
+      <w:pPr>
+        <w:spacing w:after="160"/>
+      </w:pPr>
+      <w:r>
+        <w:rPr>
+          <w:b/>
+          <w:bCs/>
+        </w:rPr>
+        <w:t xml:space="preserve">Level 2 - complete code:</w:t>
+      </w:r>
+    </w:p>
+    <w:p>
+      <w:pPr>
+        <w:shd w:fill="F0F0F0" w:val="clear"/>
+        <w:spacing w:after="160" w:before="80"/>
+        <w:ind w:left="360"/>
+      </w:pPr>
+      <w:r>
+        <w:rPr>
+          <w:rFonts w:ascii="Consolas" w:cs="Consolas" w:eastAsia="Consolas" w:hAnsi="Consolas"/>
+          <w:sz w:val="20"/>
+          <w:szCs w:val="20"/>
+        </w:rPr>
+        <w:t xml:space="preserve">// Level 2 is verification only - the Level 1 code already produces a working flash and explosion, so no lines change.</w:t>
+      </w:r>
+      <w:r>
+        <w:br/>
+        <w:t xml:space="preserve"/>
+      </w:r>
+      <w:r>
+        <w:rPr>
+          <w:rFonts w:ascii="Consolas" w:cs="Consolas" w:eastAsia="Consolas" w:hAnsi="Consolas"/>
+          <w:sz w:val="20"/>
+          <w:szCs w:val="20"/>
+        </w:rPr>
+        <w:t xml:space="preserve">// Checks: play a full round and confirm every single hit flashes and explodes, with no enemy left stuck mid-flash and no explosion left on screen;</w:t>
+      </w:r>
+      <w:r>
+        <w:br/>
+        <w:t xml:space="preserve"/>
+      </w:r>
+      <w:r>
+        <w:rPr>
+          <w:rFonts w:ascii="Consolas" w:cs="Consolas" w:eastAsia="Consolas" w:hAnsi="Consolas"/>
+          <w:sz w:val="20"/>
+          <w:szCs w:val="20"/>
+        </w:rPr>
+        <w:t xml:space="preserve">// confirm score/enemies_remaining/wave-clear/win-check all still happen at exactly the same instant they did before this lesson - only the enemy's own final removal is delayed;</w:t>
+      </w:r>
+      <w:r>
+        <w:br/>
+        <w:t xml:space="preserve"/>
+      </w:r>
+      <w:r>
+        <w:rPr>
+          <w:rFonts w:ascii="Consolas" w:cs="Consolas" w:eastAsia="Consolas" w:hAnsi="Consolas"/>
+          <w:sz w:val="20"/>
+          <w:szCs w:val="20"/>
+        </w:rPr>
+        <w:t xml:space="preserve">// confirm a second bullet hitting an already-flashing enemy does not double-register a kill.</w:t>
+      </w:r>
+    </w:p>
+    <w:p>
+      <w:pPr>
+        <w:spacing w:after="160"/>
+      </w:pPr>
+      <w:r>
+        <w:rPr>
+          <w:b/>
+          <w:bCs/>
+        </w:rPr>
+        <w:t xml:space="preserve">Level 3 - complete code (all three goals combined):</w:t>
+      </w:r>
+    </w:p>
+    <w:p>
+      <w:pPr>
+        <w:shd w:fill="F0F0F0" w:val="clear"/>
+        <w:spacing w:after="160" w:before="80"/>
+        <w:ind w:left="360"/>
+      </w:pPr>
+      <w:r>
+        <w:rPr>
+          <w:i/>
+          <w:iCs/>
+          <w:color w:val="555555"/>
+          <w:sz w:val="18"/>
+          <w:szCs w:val="18"/>
+        </w:rPr>
+        <w:t xml:space="preserve">Highlighted lines are the Level 3 additions on top of the Level 1 code.</w:t>
+      </w:r>
+      <w:r>
+        <w:br/>
+        <w:t xml:space="preserve"/>
+      </w:r>
+      <w:r>
+        <w:rPr>
+          <w:rFonts w:ascii="Consolas" w:cs="Consolas" w:eastAsia="Consolas" w:hAnsi="Consolas"/>
+          <w:sz w:val="20"/>
+          <w:szCs w:val="20"/>
+        </w:rPr>
+        <w:t xml:space="preserve">// M_Enemy_Flash cross-fade - Level 3 (replaces the hard Set Material snap):</w:t>
+      </w:r>
+      <w:r>
+        <w:br/>
+        <w:t xml:space="preserve"/>
+      </w:r>
+      <w:r>
+        <w:rPr>
+          <w:rFonts w:ascii="Consolas" w:cs="Consolas" w:eastAsia="Consolas" w:hAnsi="Consolas"/>
+          <w:sz w:val="20"/>
+          <w:szCs w:val="20"/>
+        </w:rPr>
+        <w:t xml:space="preserve">Custom Event HandleEnemyDestroyed (revised) -&gt;</w:t>
+      </w:r>
+      <w:r>
+        <w:br/>
+        <w:t xml:space="preserve"/>
+      </w:r>
+      <w:r>
+        <w:rPr>
+          <w:rFonts w:ascii="Consolas" w:cs="Consolas" w:eastAsia="Consolas" w:hAnsi="Consolas"/>
+          <w:sz w:val="20"/>
+          <w:szCs w:val="20"/>
+        </w:rPr>
+        <w:t xml:space="preserve">  Play Sound 2D(sfx_hit.wav)</w:t>
+      </w:r>
+      <w:r>
+        <w:br/>
+        <w:t xml:space="preserve"/>
+      </w:r>
+      <w:r>
+        <w:rPr>
+          <w:rFonts w:ascii="Consolas" w:cs="Consolas" w:eastAsia="Consolas" w:hAnsi="Consolas"/>
+          <w:sz w:val="20"/>
+          <w:szCs w:val="20"/>
+        </w:rPr>
+        <w:t xml:space="preserve">  Spawn Actor from Class(BP_Explosion, Transform = enemy's current Transform)</w:t>
+      </w:r>
+      <w:r>
+        <w:br/>
+        <w:t xml:space="preserve"/>
+      </w:r>
+      <w:r>
+        <w:rPr>
+          <w:rFonts w:ascii="Consolas" w:cs="Consolas" w:eastAsia="Consolas" w:hAnsi="Consolas"/>
+          <w:sz w:val="20"/>
+          <w:szCs w:val="20"/>
+          <w:shd w:fill="FFE98A" w:val="clear"/>
+        </w:rPr>
+        <w:t xml:space="preserve">  Create Dynamic Material Instance(M_Enemy_Flash) -&gt; Set Material(Self, Material Index 0, DynamicMat)</w:t>
+      </w:r>
+      <w:r>
+        <w:br/>
+        <w:t xml:space="preserve"/>
+      </w:r>
+      <w:r>
+        <w:rPr>
+          <w:rFonts w:ascii="Consolas" w:cs="Consolas" w:eastAsia="Consolas" w:hAnsi="Consolas"/>
+          <w:sz w:val="20"/>
+          <w:szCs w:val="20"/>
+          <w:shd w:fill="FFE98A" w:val="clear"/>
+        </w:rPr>
+        <w:t xml:space="preserve">  Timeline(0.1s, "FlashFade") driving DynamicMat.Set Scalar Parameter Value("Blend", 1 -&gt; 0)</w:t>
+      </w:r>
+      <w:r>
+        <w:br/>
+        <w:t xml:space="preserve"/>
+      </w:r>
+      <w:r>
+        <w:rPr>
+          <w:rFonts w:ascii="Consolas" w:cs="Consolas" w:eastAsia="Consolas" w:hAnsi="Consolas"/>
+          <w:sz w:val="20"/>
+          <w:szCs w:val="20"/>
+        </w:rPr>
+        <w:t xml:space="preserve">  Delay(0.1)</w:t>
+      </w:r>
+      <w:r>
+        <w:br/>
+        <w:t xml:space="preserve"/>
+      </w:r>
+      <w:r>
+        <w:rPr>
+          <w:rFonts w:ascii="Consolas" w:cs="Consolas" w:eastAsia="Consolas" w:hAnsi="Consolas"/>
+          <w:sz w:val="20"/>
+          <w:szCs w:val="20"/>
+        </w:rPr>
+        <w:t xml:space="preserve">  EnemiesRemaining = EnemiesRemaining - 1</w:t>
+      </w:r>
+      <w:r>
+        <w:br/>
+        <w:t xml:space="preserve"/>
+      </w:r>
+      <w:r>
+        <w:rPr>
+          <w:rFonts w:ascii="Consolas" w:cs="Consolas" w:eastAsia="Consolas" w:hAnsi="Consolas"/>
+          <w:sz w:val="20"/>
+          <w:szCs w:val="20"/>
+        </w:rPr>
+        <w:t xml:space="preserve">  Score = Score + 10</w:t>
+      </w:r>
+      <w:r>
+        <w:br/>
+        <w:t xml:space="preserve"/>
+      </w:r>
+      <w:r>
+        <w:rPr>
+          <w:rFonts w:ascii="Consolas" w:cs="Consolas" w:eastAsia="Consolas" w:hAnsi="Consolas"/>
+          <w:sz w:val="20"/>
+          <w:szCs w:val="20"/>
+        </w:rPr>
+        <w:t xml:space="preserve">  Call UpdateHUD(HUDWidget, Score, Lives, Wave)</w:t>
+      </w:r>
+      <w:r>
+        <w:br/>
+        <w:t xml:space="preserve"/>
+      </w:r>
+      <w:r>
+        <w:rPr>
+          <w:rFonts w:ascii="Consolas" w:cs="Consolas" w:eastAsia="Consolas" w:hAnsi="Consolas"/>
+          <w:sz w:val="20"/>
+          <w:szCs w:val="20"/>
+        </w:rPr>
+        <w:t xml:space="preserve">  Branch(EnemiesRemaining &lt;= 0) -&gt; True: ... False: ... (unchanged from Level 1)</w:t>
+      </w:r>
+      <w:r>
+        <w:br/>
+        <w:t xml:space="preserve"/>
+      </w:r>
+      <w:r>
+        <w:rPr>
+          <w:rFonts w:ascii="Consolas" w:cs="Consolas" w:eastAsia="Consolas" w:hAnsi="Consolas"/>
+          <w:sz w:val="20"/>
+          <w:szCs w:val="20"/>
+        </w:rPr>
+        <w:t xml:space="preserve">  Destroy Actor (the enemy)</w:t>
+      </w:r>
+      <w:r>
+        <w:br/>
+        <w:t xml:space="preserve"/>
+      </w:r>
+      <w:r>
+        <w:rPr>
+          <w:rFonts w:ascii="Consolas" w:cs="Consolas" w:eastAsia="Consolas" w:hAnsi="Consolas"/>
+          <w:sz w:val="20"/>
+          <w:szCs w:val="20"/>
+        </w:rPr>
+        <w:t xml:space="preserve"/>
+      </w:r>
+      <w:r>
+        <w:br/>
+        <w:t xml:space="preserve"/>
+      </w:r>
+      <w:r>
+        <w:rPr>
+          <w:rFonts w:ascii="Consolas" w:cs="Consolas" w:eastAsia="Consolas" w:hAnsi="Consolas"/>
+          <w:sz w:val="20"/>
+          <w:szCs w:val="20"/>
+        </w:rPr>
+        <w:t xml:space="preserve">// BP_Explosion - Level 3 fade-out (M_Explosion switched from Masked to Translucent, via a Dynamic Material Instance):</w:t>
+      </w:r>
+      <w:r>
+        <w:br/>
+        <w:t xml:space="preserve"/>
+      </w:r>
+      <w:r>
+        <w:rPr>
+          <w:rFonts w:ascii="Consolas" w:cs="Consolas" w:eastAsia="Consolas" w:hAnsi="Consolas"/>
+          <w:sz w:val="20"/>
+          <w:szCs w:val="20"/>
+        </w:rPr>
+        <w:t xml:space="preserve">BeginPlay -&gt;</w:t>
+      </w:r>
+      <w:r>
+        <w:br/>
+        <w:t xml:space="preserve"/>
+      </w:r>
+      <w:r>
+        <w:rPr>
+          <w:rFonts w:ascii="Consolas" w:cs="Consolas" w:eastAsia="Consolas" w:hAnsi="Consolas"/>
+          <w:sz w:val="20"/>
+          <w:szCs w:val="20"/>
+          <w:shd w:fill="FFE98A" w:val="clear"/>
+        </w:rPr>
+        <w:t xml:space="preserve">  Create Dynamic Material Instance(M_Explosion) -&gt; Set Material(Mesh, DynamicMat)</w:t>
+      </w:r>
+      <w:r>
+        <w:br/>
+        <w:t xml:space="preserve"/>
+      </w:r>
+      <w:r>
+        <w:rPr>
+          <w:rFonts w:ascii="Consolas" w:cs="Consolas" w:eastAsia="Consolas" w:hAnsi="Consolas"/>
+          <w:sz w:val="20"/>
+          <w:szCs w:val="20"/>
+        </w:rPr>
+        <w:t xml:space="preserve">  Timeline("Grow", 0.3s) driving Scale (small -&gt; large)</w:t>
+      </w:r>
+      <w:r>
+        <w:br/>
+        <w:t xml:space="preserve"/>
+      </w:r>
+      <w:r>
+        <w:rPr>
+          <w:rFonts w:ascii="Consolas" w:cs="Consolas" w:eastAsia="Consolas" w:hAnsi="Consolas"/>
+          <w:sz w:val="20"/>
+          <w:szCs w:val="20"/>
+          <w:shd w:fill="FFE98A" w:val="clear"/>
+        </w:rPr>
+        <w:t xml:space="preserve">  Timeline("Grow", 0.3s) ALSO driving DynamicMat.Set Scalar Parameter Value("Opacity", 1 -&gt; 0)</w:t>
+      </w:r>
+      <w:r>
+        <w:br/>
+        <w:t xml:space="preserve"/>
+      </w:r>
+      <w:r>
+        <w:rPr>
+          <w:rFonts w:ascii="Consolas" w:cs="Consolas" w:eastAsia="Consolas" w:hAnsi="Consolas"/>
+          <w:sz w:val="20"/>
+          <w:szCs w:val="20"/>
+        </w:rPr>
+        <w:t xml:space="preserve">  On Timeline Finished -&gt; Destroy Actor</w:t>
       </w:r>
     </w:p>
     <w:p>
